--- a/docs/Course_Registration_Design_Specification.docx
+++ b/docs/Course_Registration_Design_Specification.docx
@@ -1073,7 +1073,7 @@
         <w:rPr>
           <w:rtl w:val="0"/>
         </w:rPr>
-        <w:t xml:space="preserve">Id (unique identifier), Name, and MeetsPrerequisites (a Boolean representing the assumed prerequisite rule).</w:t>
+        <w:t xml:space="preserve">Id (unique identifier), Email (unique) , Name, and MeetsPrerequisites (a Boolean representing the assumed prerequisite rule).</w:t>
       </w:r>
     </w:p>
     <w:p>
